--- a/t21_s2.docx
+++ b/t21_s2.docx
@@ -3,2168 +3,998 @@
 <w:document xmlns:wpc="http://schemas.microsoft.com/office/word/2010/wordprocessingCanvas" xmlns:mo="http://schemas.microsoft.com/office/mac/office/2008/main" xmlns:mc="http://schemas.openxmlformats.org/markup-compatibility/2006" xmlns:mv="urn:schemas-microsoft-com:mac:vml" xmlns:o="urn:schemas-microsoft-com:office:office" xmlns:r="http://schemas.openxmlformats.org/officeDocument/2006/relationships" xmlns:m="http://schemas.openxmlformats.org/officeDocument/2006/math" xmlns:v="urn:schemas-microsoft-com:vml" xmlns:wp14="http://schemas.microsoft.com/office/word/2010/wordprocessingDrawing" xmlns:wp="http://schemas.openxmlformats.org/drawingml/2006/wordprocessingDrawing" xmlns:w10="urn:schemas-microsoft-com:office:word" xmlns:w="http://schemas.openxmlformats.org/wordprocessingml/2006/main" xmlns:w14="http://schemas.microsoft.com/office/word/2010/wordml" xmlns:wpg="http://schemas.microsoft.com/office/word/2010/wordprocessingGroup" xmlns:wpi="http://schemas.microsoft.com/office/word/2010/wordprocessingInk" xmlns:wne="http://schemas.microsoft.com/office/word/2006/wordml" xmlns:wps="http://schemas.microsoft.com/office/word/2010/wordprocessingShape" mc:Ignorable="w14 wp14">
   <w:body>
     <w:p>
-      <w:pPr>
-        <w:spacing w:after="20" w:before="120"/>
-      </w:pPr>
       <w:r>
-        <w:rPr>
-          <w:b/>
-          <w:sz w:val="22"/>
-        </w:rPr>
-        <w:t>Question: Incubation period is measured by which central tendency?</w:t>
+        <w:t xml:space="preserve">Question: The normal serum creatinine clearance is:</w:t>
       </w:r>
     </w:p>
     <w:p>
-      <w:pPr>
-        <w:spacing w:after="0" w:before="0"/>
-      </w:pPr>
       <w:r>
-        <w:rPr>
-          <w:b w:val="0"/>
-          <w:sz w:val="22"/>
-        </w:rPr>
-        <w:t>(a) Median</w:t>
+        <w:t xml:space="preserve">(a) 90–120 mL/min</w:t>
       </w:r>
     </w:p>
     <w:p>
-      <w:pPr>
-        <w:spacing w:after="0" w:before="0"/>
-      </w:pPr>
       <w:r>
-        <w:rPr>
-          <w:b w:val="0"/>
-          <w:sz w:val="22"/>
-        </w:rPr>
-        <w:t>(b) Standard deviation</w:t>
+        <w:t xml:space="preserve">(b) 20–40 mL/min</w:t>
       </w:r>
     </w:p>
     <w:p>
-      <w:pPr>
-        <w:spacing w:after="0" w:before="0"/>
-      </w:pPr>
       <w:r>
-        <w:rPr>
-          <w:b w:val="0"/>
-          <w:sz w:val="22"/>
-        </w:rPr>
-        <w:t>(c) Mode</w:t>
+        <w:t xml:space="preserve">(c) 5–10 mL/min</w:t>
       </w:r>
     </w:p>
     <w:p>
-      <w:pPr>
-        <w:spacing w:after="0" w:before="0"/>
-      </w:pPr>
       <w:r>
-        <w:rPr>
-          <w:b w:val="0"/>
-          <w:sz w:val="22"/>
-        </w:rPr>
-        <w:t>(d) Mean</w:t>
+        <w:t xml:space="preserve">(d) 200–300 mL/min</w:t>
       </w:r>
     </w:p>
     <w:p>
-      <w:pPr>
-        <w:spacing w:after="0" w:before="40"/>
-      </w:pPr>
       <w:r>
-        <w:rPr>
-          <w:b/>
-          <w:sz w:val="22"/>
-        </w:rPr>
-        <w:t>Answer: a</w:t>
+        <w:t xml:space="preserve">Answer: a</w:t>
       </w:r>
     </w:p>
     <w:p>
-      <w:pPr>
-        <w:spacing w:after="0" w:before="0"/>
-      </w:pPr>
       <w:r>
-        <w:rPr>
-          <w:b w:val="0"/>
-          <w:sz w:val="21"/>
-        </w:rPr>
-        <w:t>Solution: The incubation period, which refers to the time between exposure to a pathogen and the onset of symptoms, is typically measured using the median as a central tendency. The median represents the middle value in a set of data when arranged in ascending or descending order. In the context of the incubation period, the median provides a measure of the central tendency that indicates the typical or most common duration of time from exposure to symptom onset. It is important to note that the incubation central Tendency C mean , median moder standard deviation (statistics) period can vary depending on the specific infectious agent and individual factors.</w:t>
+        <w:t xml:space="preserve">Solution: Normal creatinine clearance is 90–120 mL/min — estimating GFR. Values &lt;60 indicate chronic kidney disease; &lt;15 is kidney failure. It is calculated from serum creatinine, age, weight, and sex.</w:t>
       </w:r>
     </w:p>
     <w:p>
-      <w:pPr>
-        <w:spacing w:after="0" w:before="0"/>
-      </w:pPr>
       <w:r>
-        <w:rPr>
-          <w:b w:val="0"/>
-          <w:sz w:val="20"/>
-        </w:rPr>
-        <w:t>Positive Marks: 1</w:t>
+        <w:t xml:space="preserve">Positive Marks: 1</w:t>
       </w:r>
     </w:p>
     <w:p>
-      <w:pPr>
-        <w:spacing w:after="160" w:before="0"/>
-      </w:pPr>
       <w:r>
-        <w:rPr>
-          <w:b w:val="0"/>
-          <w:sz w:val="20"/>
-        </w:rPr>
-        <w:t>Negative Marks: 0.25</w:t>
+        <w:t xml:space="preserve">Negative Marks: 0.25</w:t>
       </w:r>
     </w:p>
     <w:p>
-      <w:pPr>
-        <w:spacing w:after="20" w:before="120"/>
-      </w:pPr>
       <w:r>
-        <w:rPr>
-          <w:b/>
-          <w:sz w:val="22"/>
-        </w:rPr>
-        <w:t>Question: A primigravida mother can expect to feel first fetal movements (Quickening) between which weeks?</w:t>
+        <w:t xml:space="preserve"/>
       </w:r>
     </w:p>
     <w:p>
-      <w:pPr>
-        <w:spacing w:after="0" w:before="0"/>
-      </w:pPr>
       <w:r>
-        <w:rPr>
-          <w:b w:val="0"/>
-          <w:sz w:val="22"/>
-        </w:rPr>
-        <w:t>(a) 8 to 10 weeks</w:t>
+        <w:t xml:space="preserve">Question: The nurse is caring for a patient with a permanent pacemaker. Which instruction is correct?</w:t>
       </w:r>
     </w:p>
     <w:p>
-      <w:pPr>
-        <w:spacing w:after="0" w:before="0"/>
-      </w:pPr>
       <w:r>
-        <w:rPr>
-          <w:b w:val="0"/>
-          <w:sz w:val="22"/>
-        </w:rPr>
-        <w:t>(b) 10 to 12 weeks</w:t>
+        <w:t xml:space="preserve">(a) Avoid strong magnetic fields and report dizziness or palpitations</w:t>
       </w:r>
     </w:p>
     <w:p>
-      <w:pPr>
-        <w:spacing w:after="0" w:before="0"/>
-      </w:pPr>
       <w:r>
-        <w:rPr>
-          <w:b w:val="0"/>
-          <w:sz w:val="22"/>
-        </w:rPr>
-        <w:t>(c) 18 to 20 weeks (or 16-20 weeks)</w:t>
+        <w:t xml:space="preserve">(b) Use microwave ovens freely</w:t>
       </w:r>
     </w:p>
     <w:p>
-      <w:pPr>
-        <w:spacing w:after="0" w:before="0"/>
-      </w:pPr>
       <w:r>
-        <w:rPr>
-          <w:b w:val="0"/>
-          <w:sz w:val="22"/>
-        </w:rPr>
-        <w:t>(d) 6 to 8 weeks</w:t>
+        <w:t xml:space="preserve">(c) Skip follow-up</w:t>
       </w:r>
     </w:p>
     <w:p>
-      <w:pPr>
-        <w:spacing w:after="0" w:before="40"/>
-      </w:pPr>
       <w:r>
-        <w:rPr>
-          <w:b/>
-          <w:sz w:val="22"/>
-        </w:rPr>
-        <w:t>Answer: c</w:t>
+        <w:t xml:space="preserve">(d) Lift heavy weights immediately</w:t>
       </w:r>
     </w:p>
     <w:p>
-      <w:pPr>
-        <w:spacing w:after="0" w:before="0"/>
-      </w:pPr>
       <w:r>
-        <w:rPr>
-          <w:b w:val="0"/>
-          <w:sz w:val="21"/>
-        </w:rPr>
-        <w:t>Solution: Quickening (first perception of fetal movement) is typically felt between 18–20 weeks in primigravidas and 16–18 weeks in multigravidas.</w:t>
+        <w:t xml:space="preserve">Answer: a</w:t>
       </w:r>
     </w:p>
     <w:p>
-      <w:pPr>
-        <w:spacing w:after="0" w:before="0"/>
-      </w:pPr>
       <w:r>
-        <w:rPr>
-          <w:b w:val="0"/>
-          <w:sz w:val="20"/>
-        </w:rPr>
-        <w:t>Positive Marks: 1</w:t>
+        <w:t xml:space="preserve">Solution: Pacemaker care — avoid strong electromagnetic fields (MRI, large magnets), monitor for symptoms (dizziness, palpitations, hiccups), carry the device ID, and attend regular checks.</w:t>
       </w:r>
     </w:p>
     <w:p>
-      <w:pPr>
-        <w:spacing w:after="160" w:before="0"/>
-      </w:pPr>
       <w:r>
-        <w:rPr>
-          <w:b w:val="0"/>
-          <w:sz w:val="20"/>
-        </w:rPr>
-        <w:t>Negative Marks: 0.25</w:t>
+        <w:t xml:space="preserve">Positive Marks: 1</w:t>
       </w:r>
     </w:p>
     <w:p>
-      <w:pPr>
-        <w:spacing w:after="20" w:before="120"/>
-      </w:pPr>
       <w:r>
-        <w:rPr>
-          <w:b/>
-          <w:sz w:val="22"/>
-        </w:rPr>
-        <w:t>Question: Who discovered the nasal COVID vaccine?</w:t>
+        <w:t xml:space="preserve">Negative Marks: 0.25</w:t>
       </w:r>
     </w:p>
     <w:p>
-      <w:pPr>
-        <w:spacing w:after="0" w:before="0"/>
-      </w:pPr>
       <w:r>
-        <w:rPr>
-          <w:b w:val="0"/>
-          <w:sz w:val="22"/>
-        </w:rPr>
-        <w:t>(a) AstraZeneca</w:t>
+        <w:t xml:space="preserve"/>
       </w:r>
     </w:p>
     <w:p>
-      <w:pPr>
-        <w:spacing w:after="0" w:before="0"/>
-      </w:pPr>
       <w:r>
-        <w:rPr>
-          <w:b w:val="0"/>
-          <w:sz w:val="22"/>
-        </w:rPr>
-        <w:t>(b) Bharat biotech</w:t>
+        <w:t xml:space="preserve">Question: A patient with hyperthyroidism is being treated with methimazole. The nurse should teach the patient to report:</w:t>
       </w:r>
     </w:p>
     <w:p>
-      <w:pPr>
-        <w:spacing w:after="0" w:before="0"/>
-      </w:pPr>
       <w:r>
-        <w:rPr>
-          <w:b w:val="0"/>
-          <w:sz w:val="22"/>
-        </w:rPr>
-        <w:t>(c) Serum institute of India</w:t>
+        <w:t xml:space="preserve">(a) Sore throat, fever, and mouth ulcers (possible agranulocytosis)</w:t>
       </w:r>
     </w:p>
     <w:p>
-      <w:pPr>
-        <w:spacing w:after="0" w:before="0"/>
-      </w:pPr>
       <w:r>
-        <w:rPr>
-          <w:b w:val="0"/>
-          <w:sz w:val="22"/>
-        </w:rPr>
-        <w:t>(d) National Institute of Virology</w:t>
+        <w:t xml:space="preserve">(b) Weight gain</w:t>
       </w:r>
     </w:p>
     <w:p>
-      <w:pPr>
-        <w:spacing w:after="0" w:before="40"/>
-      </w:pPr>
       <w:r>
-        <w:rPr>
-          <w:b/>
-          <w:sz w:val="22"/>
-        </w:rPr>
-        <w:t>Answer: b</w:t>
+        <w:t xml:space="preserve">(c) Constipation</w:t>
       </w:r>
     </w:p>
     <w:p>
-      <w:pPr>
-        <w:spacing w:after="0" w:before="0"/>
-      </w:pPr>
       <w:r>
-        <w:rPr>
-          <w:b w:val="0"/>
-          <w:sz w:val="21"/>
-        </w:rPr>
-        <w:t>Solution: The nasal COVID vaccine was discovered by Bharat Biotech. Bharat Biotech, an Indian biotechnology company, developed and manufactured a nasal vaccine for COVID-19. The vaccine, named Covaxin, is administered through the intranasal route, utilizing the nasal mucosa to stimulate an immune response against the SARS-CoV-2 virus. Covaxin has undergone clinical trials and received regulatory approvals for emergency use. The development of nasal vaccines offers an alternative and potentially more covid convenient method of immunization, particularly for individuals who may have difficulty with traditional intramuscular injections.</w:t>
+        <w:t xml:space="preserve">(d) Bradycardia</w:t>
       </w:r>
     </w:p>
     <w:p>
-      <w:pPr>
-        <w:spacing w:after="0" w:before="0"/>
-      </w:pPr>
       <w:r>
-        <w:rPr>
-          <w:b w:val="0"/>
-          <w:sz w:val="20"/>
-        </w:rPr>
-        <w:t>Positive Marks: 1</w:t>
+        <w:t xml:space="preserve">Answer: a</w:t>
       </w:r>
     </w:p>
     <w:p>
-      <w:pPr>
-        <w:spacing w:after="160" w:before="0"/>
-      </w:pPr>
       <w:r>
-        <w:rPr>
-          <w:b w:val="0"/>
-          <w:sz w:val="20"/>
-        </w:rPr>
-        <w:t>Negative Marks: 0.25</w:t>
+        <w:t xml:space="preserve">Solution: Methimazole can cause agranulocytosis — sore throat, fever, and mouth ulcers require an immediate CBC. The nurse also monitors for liver toxicity and rash.</w:t>
       </w:r>
     </w:p>
     <w:p>
-      <w:pPr>
-        <w:spacing w:after="20" w:before="120"/>
-      </w:pPr>
       <w:r>
-        <w:rPr>
-          <w:b/>
-          <w:sz w:val="22"/>
-        </w:rPr>
-        <w:t>Question: The earliest symptom of Hyponatremia is:</w:t>
+        <w:t xml:space="preserve">Positive Marks: 1</w:t>
       </w:r>
     </w:p>
     <w:p>
-      <w:pPr>
-        <w:spacing w:after="0" w:before="0"/>
-      </w:pPr>
       <w:r>
-        <w:rPr>
-          <w:b w:val="0"/>
-          <w:sz w:val="22"/>
-        </w:rPr>
-        <w:t>(a) Fatigue</w:t>
+        <w:t xml:space="preserve">Negative Marks: 0.25</w:t>
       </w:r>
     </w:p>
     <w:p>
-      <w:pPr>
-        <w:spacing w:after="0" w:before="0"/>
-      </w:pPr>
       <w:r>
-        <w:rPr>
-          <w:b w:val="0"/>
-          <w:sz w:val="22"/>
-        </w:rPr>
-        <w:t>(b) Thirst</w:t>
+        <w:t xml:space="preserve"/>
       </w:r>
     </w:p>
     <w:p>
-      <w:pPr>
-        <w:spacing w:after="0" w:before="0"/>
-      </w:pPr>
       <w:r>
-        <w:rPr>
-          <w:b w:val="0"/>
-          <w:sz w:val="22"/>
-        </w:rPr>
-        <w:t>(c) Weakness</w:t>
+        <w:t xml:space="preserve">Question: A patient at 36 weeks of gestation is diagnosed with preeclampsia and is being discharged home with monitoring. The nurse should teach the patient to:</w:t>
       </w:r>
     </w:p>
     <w:p>
-      <w:pPr>
-        <w:spacing w:after="0" w:before="0"/>
-      </w:pPr>
       <w:r>
-        <w:rPr>
-          <w:b w:val="0"/>
-          <w:sz w:val="22"/>
-        </w:rPr>
-        <w:t>(d) Ataxia</w:t>
+        <w:t xml:space="preserve">(a) Monitor blood pressure, watch for warning signs, and attend follow-up</w:t>
       </w:r>
     </w:p>
     <w:p>
-      <w:pPr>
-        <w:spacing w:after="0" w:before="40"/>
-      </w:pPr>
       <w:r>
-        <w:rPr>
-          <w:b/>
-          <w:sz w:val="22"/>
-        </w:rPr>
-        <w:t>Answer: a</w:t>
+        <w:t xml:space="preserve">(b) Ignore symptoms</w:t>
       </w:r>
     </w:p>
     <w:p>
-      <w:pPr>
-        <w:spacing w:after="0" w:before="0"/>
-      </w:pPr>
       <w:r>
-        <w:rPr>
-          <w:b w:val="0"/>
-          <w:sz w:val="21"/>
-        </w:rPr>
-        <w:t>Solution: Fatigue is the earliest symptom of hyponatremia (mild sodium depletion).</w:t>
+        <w:t xml:space="preserve">(c) Skip BP monitoring</w:t>
       </w:r>
     </w:p>
     <w:p>
-      <w:pPr>
-        <w:spacing w:after="0" w:before="0"/>
-      </w:pPr>
       <w:r>
-        <w:rPr>
-          <w:b w:val="0"/>
-          <w:sz w:val="20"/>
-        </w:rPr>
-        <w:t>Positive Marks: 1</w:t>
+        <w:t xml:space="preserve">(d) Avoid all antenatal visits</w:t>
       </w:r>
     </w:p>
     <w:p>
-      <w:pPr>
-        <w:spacing w:after="160" w:before="0"/>
-      </w:pPr>
       <w:r>
-        <w:rPr>
-          <w:b w:val="0"/>
-          <w:sz w:val="20"/>
-        </w:rPr>
-        <w:t>Negative Marks: 0.25</w:t>
+        <w:t xml:space="preserve">Answer: a</w:t>
       </w:r>
     </w:p>
     <w:p>
-      <w:pPr>
-        <w:spacing w:after="20" w:before="120"/>
-      </w:pPr>
       <w:r>
-        <w:rPr>
-          <w:b/>
-          <w:sz w:val="22"/>
-        </w:rPr>
-        <w:t>Question: A patient in the post-op area after having a right side mastectomy. What should be the priority care for this patient?</w:t>
+        <w:t xml:space="preserve">Solution: Preeclampsia at home — daily BP monitoring, fetal movement counting, and immediate reporting of severe headache, visual changes, epigastric pain, or reduced fetal movements.</w:t>
       </w:r>
     </w:p>
     <w:p>
-      <w:pPr>
-        <w:spacing w:after="0" w:before="0"/>
-      </w:pPr>
       <w:r>
-        <w:rPr>
-          <w:b w:val="0"/>
-          <w:sz w:val="22"/>
-        </w:rPr>
-        <w:t>(a) Take BP from right side</w:t>
+        <w:t xml:space="preserve">Positive Marks: 1</w:t>
       </w:r>
     </w:p>
     <w:p>
-      <w:pPr>
-        <w:spacing w:after="0" w:before="0"/>
-      </w:pPr>
       <w:r>
-        <w:rPr>
-          <w:b w:val="0"/>
-          <w:sz w:val="22"/>
-        </w:rPr>
-        <w:t>(b) Attach pulse oximetry on left side</w:t>
+        <w:t xml:space="preserve">Negative Marks: 0.25</w:t>
       </w:r>
     </w:p>
     <w:p>
-      <w:pPr>
-        <w:spacing w:after="0" w:before="0"/>
-      </w:pPr>
       <w:r>
-        <w:rPr>
-          <w:b w:val="0"/>
-          <w:sz w:val="22"/>
-        </w:rPr>
-        <w:t>(c) Take BP from left side</w:t>
+        <w:t xml:space="preserve"/>
       </w:r>
     </w:p>
     <w:p>
-      <w:pPr>
-        <w:spacing w:after="0" w:before="0"/>
-      </w:pPr>
       <w:r>
-        <w:rPr>
-          <w:b w:val="0"/>
-          <w:sz w:val="22"/>
-        </w:rPr>
-        <w:t>(d) Attach pulse oximetry on right side</w:t>
+        <w:t xml:space="preserve">Question: A 5-year-old child with a urinary tract infection is prescribed antibiotics. The nurse should teach the parents to:</w:t>
       </w:r>
     </w:p>
     <w:p>
-      <w:pPr>
-        <w:spacing w:after="0" w:before="40"/>
-      </w:pPr>
       <w:r>
-        <w:rPr>
-          <w:b/>
-          <w:sz w:val="22"/>
-        </w:rPr>
-        <w:t>Answer: c</w:t>
+        <w:t xml:space="preserve">(a) Give the full course and increase the child's fluid intake</w:t>
       </w:r>
     </w:p>
     <w:p>
-      <w:pPr>
-        <w:spacing w:after="0" w:before="0"/>
-      </w:pPr>
       <w:r>
-        <w:rPr>
-          <w:b w:val="0"/>
-          <w:sz w:val="21"/>
-        </w:rPr>
-        <w:t>Solution: After right-sided mastectomy, BP is taken from the left side (right arm is at risk of lymphoedema).</w:t>
+        <w:t xml:space="preserve">(b) Stop the antibiotics when symptoms improve</w:t>
       </w:r>
     </w:p>
     <w:p>
-      <w:pPr>
-        <w:spacing w:after="0" w:before="0"/>
-      </w:pPr>
       <w:r>
-        <w:rPr>
-          <w:b w:val="0"/>
-          <w:sz w:val="20"/>
-        </w:rPr>
-        <w:t>Positive Marks: 1</w:t>
+        <w:t xml:space="preserve">(c) Skip follow-up</w:t>
       </w:r>
     </w:p>
     <w:p>
-      <w:pPr>
-        <w:spacing w:after="160" w:before="0"/>
-      </w:pPr>
       <w:r>
-        <w:rPr>
-          <w:b w:val="0"/>
-          <w:sz w:val="20"/>
-        </w:rPr>
-        <w:t>Negative Marks: 0.25</w:t>
+        <w:t xml:space="preserve">(d) Restrict fluids</w:t>
       </w:r>
     </w:p>
     <w:p>
-      <w:pPr>
-        <w:spacing w:after="20" w:before="120"/>
-      </w:pPr>
       <w:r>
-        <w:rPr>
-          <w:b/>
-          <w:sz w:val="22"/>
-        </w:rPr>
-        <w:t>Question: Widal test is done in the diagnosis of:</w:t>
+        <w:t xml:space="preserve">Answer: a</w:t>
       </w:r>
     </w:p>
     <w:p>
-      <w:pPr>
-        <w:spacing w:after="0" w:before="0"/>
-      </w:pPr>
       <w:r>
-        <w:rPr>
-          <w:b w:val="0"/>
-          <w:sz w:val="22"/>
-        </w:rPr>
-        <w:t>(a) Rheumatic fever</w:t>
+        <w:t xml:space="preserve">Solution: Pediatric UTI — complete antibiotics, increased fluids, frequent voiding, and follow-up urine testing if needed. Full courses prevent recurrence and kidney damage.</w:t>
       </w:r>
     </w:p>
     <w:p>
-      <w:pPr>
-        <w:spacing w:after="0" w:before="0"/>
-      </w:pPr>
       <w:r>
-        <w:rPr>
-          <w:b w:val="0"/>
-          <w:sz w:val="22"/>
-        </w:rPr>
-        <w:t>(b) Hay fever</w:t>
+        <w:t xml:space="preserve">Positive Marks: 1</w:t>
       </w:r>
     </w:p>
     <w:p>
-      <w:pPr>
-        <w:spacing w:after="0" w:before="0"/>
-      </w:pPr>
       <w:r>
-        <w:rPr>
-          <w:b w:val="0"/>
-          <w:sz w:val="22"/>
-        </w:rPr>
-        <w:t>(c) Enteric fever</w:t>
+        <w:t xml:space="preserve">Negative Marks: 0.25</w:t>
       </w:r>
     </w:p>
     <w:p>
-      <w:pPr>
-        <w:spacing w:after="0" w:before="0"/>
-      </w:pPr>
       <w:r>
-        <w:rPr>
-          <w:b w:val="0"/>
-          <w:sz w:val="22"/>
-        </w:rPr>
-        <w:t>(d) Dengue fever</w:t>
+        <w:t xml:space="preserve"/>
       </w:r>
     </w:p>
     <w:p>
-      <w:pPr>
-        <w:spacing w:after="0" w:before="40"/>
-      </w:pPr>
       <w:r>
-        <w:rPr>
-          <w:b/>
-          <w:sz w:val="22"/>
-        </w:rPr>
-        <w:t>Answer: c</w:t>
+        <w:t xml:space="preserve">Question: A patient with schizophrenia is being started on an antipsychotic. Which side effect requires immediate reporting?</w:t>
       </w:r>
     </w:p>
     <w:p>
-      <w:pPr>
-        <w:spacing w:after="0" w:before="0"/>
-      </w:pPr>
       <w:r>
-        <w:rPr>
-          <w:b w:val="0"/>
-          <w:sz w:val="21"/>
-        </w:rPr>
-        <w:t>Solution: The Widal test is used in the diagnosis of enteric (typhoid) fever caused by Salmonella typhi.</w:t>
+        <w:t xml:space="preserve">(a) High fever with muscle rigidity (possible neuroleptic malignant syndrome)</w:t>
       </w:r>
     </w:p>
     <w:p>
-      <w:pPr>
-        <w:spacing w:after="0" w:before="0"/>
-      </w:pPr>
       <w:r>
-        <w:rPr>
-          <w:b w:val="0"/>
-          <w:sz w:val="20"/>
-        </w:rPr>
-        <w:t>Positive Marks: 1</w:t>
+        <w:t xml:space="preserve">(b) Mild drowsiness</w:t>
       </w:r>
     </w:p>
     <w:p>
-      <w:pPr>
-        <w:spacing w:after="160" w:before="0"/>
-      </w:pPr>
       <w:r>
-        <w:rPr>
-          <w:b w:val="0"/>
-          <w:sz w:val="20"/>
-        </w:rPr>
-        <w:t>Negative Marks: 0.25</w:t>
+        <w:t xml:space="preserve">(c) Weight gain</w:t>
       </w:r>
     </w:p>
     <w:p>
-      <w:pPr>
-        <w:spacing w:after="20" w:before="120"/>
-      </w:pPr>
       <w:r>
-        <w:rPr>
-          <w:b/>
-          <w:sz w:val="22"/>
-        </w:rPr>
-        <w:t>Question: A child is on chemotherapy. The nurse should teacher the mother about the following; except:</w:t>
+        <w:t xml:space="preserve">(d) Constipation</w:t>
       </w:r>
     </w:p>
     <w:p>
-      <w:pPr>
-        <w:spacing w:after="0" w:before="0"/>
-      </w:pPr>
       <w:r>
-        <w:rPr>
-          <w:b w:val="0"/>
-          <w:sz w:val="22"/>
-        </w:rPr>
-        <w:t>(a) Avoid crowded place</w:t>
+        <w:t xml:space="preserve">Answer: a</w:t>
       </w:r>
     </w:p>
     <w:p>
-      <w:pPr>
-        <w:spacing w:after="0" w:before="0"/>
-      </w:pPr>
       <w:r>
-        <w:rPr>
-          <w:b w:val="0"/>
-          <w:sz w:val="22"/>
-        </w:rPr>
-        <w:t>(b) Hand washing</w:t>
+        <w:t xml:space="preserve">Solution: NMS — high fever, rigidity, autonomic instability, and altered consciousness — is an emergency. Mild sedation, weight gain, and constipation are common and managed; NMS requires immediate treatment.</w:t>
       </w:r>
     </w:p>
     <w:p>
-      <w:pPr>
-        <w:spacing w:after="0" w:before="0"/>
-      </w:pPr>
       <w:r>
-        <w:rPr>
-          <w:b w:val="0"/>
-          <w:sz w:val="22"/>
-        </w:rPr>
-        <w:t>(c) Sitz bath</w:t>
+        <w:t xml:space="preserve">Positive Marks: 1</w:t>
       </w:r>
     </w:p>
     <w:p>
-      <w:pPr>
-        <w:spacing w:after="0" w:before="0"/>
-      </w:pPr>
       <w:r>
-        <w:rPr>
-          <w:b w:val="0"/>
-          <w:sz w:val="22"/>
-        </w:rPr>
-        <w:t>(d) Brush two times</w:t>
+        <w:t xml:space="preserve">Negative Marks: 0.25</w:t>
       </w:r>
     </w:p>
     <w:p>
-      <w:pPr>
-        <w:spacing w:after="0" w:before="40"/>
-      </w:pPr>
       <w:r>
-        <w:rPr>
-          <w:b/>
-          <w:sz w:val="22"/>
-        </w:rPr>
-        <w:t>Answer: c</w:t>
+        <w:t xml:space="preserve"/>
       </w:r>
     </w:p>
     <w:p>
-      <w:pPr>
-        <w:spacing w:after="0" w:before="0"/>
-      </w:pPr>
       <w:r>
-        <w:rPr>
-          <w:b w:val="0"/>
-          <w:sz w:val="21"/>
-        </w:rPr>
-        <w:t>Solution: The mother is taught hand washing, avoiding crowded places and oral care; a sitz bath is not relevant to chemotherapy care.</w:t>
+        <w:t xml:space="preserve">Question: The "Pradhan Mantri Bhartiya Janaushadhi Kendra" medicines are also known as:</w:t>
       </w:r>
     </w:p>
     <w:p>
-      <w:pPr>
-        <w:spacing w:after="0" w:before="0"/>
-      </w:pPr>
       <w:r>
-        <w:rPr>
-          <w:b w:val="0"/>
-          <w:sz w:val="20"/>
-        </w:rPr>
-        <w:t>Positive Marks: 1</w:t>
+        <w:t xml:space="preserve">(a) Jan Aushadhi medicines (generic)</w:t>
       </w:r>
     </w:p>
     <w:p>
-      <w:pPr>
-        <w:spacing w:after="160" w:before="0"/>
-      </w:pPr>
       <w:r>
-        <w:rPr>
-          <w:b w:val="0"/>
-          <w:sz w:val="20"/>
-        </w:rPr>
-        <w:t>Negative Marks: 0.25</w:t>
+        <w:t xml:space="preserve">(b) Imported medicines</w:t>
       </w:r>
     </w:p>
     <w:p>
-      <w:pPr>
-        <w:spacing w:after="20" w:before="120"/>
-      </w:pPr>
       <w:r>
-        <w:rPr>
-          <w:b/>
-          <w:sz w:val="22"/>
-        </w:rPr>
-        <w:t>Question: Which disease is not included in national vector bornedisease control program?</w:t>
+        <w:t xml:space="preserve">(c) Branded medicines</w:t>
       </w:r>
     </w:p>
     <w:p>
-      <w:pPr>
-        <w:spacing w:after="0" w:before="0"/>
-      </w:pPr>
       <w:r>
-        <w:rPr>
-          <w:b w:val="0"/>
-          <w:sz w:val="22"/>
-        </w:rPr>
-        <w:t>(a) Malaria</w:t>
+        <w:t xml:space="preserve">(d) Herbal medicines only</w:t>
       </w:r>
     </w:p>
     <w:p>
-      <w:pPr>
-        <w:spacing w:after="0" w:before="0"/>
-      </w:pPr>
       <w:r>
-        <w:rPr>
-          <w:b w:val="0"/>
-          <w:sz w:val="22"/>
-        </w:rPr>
-        <w:t>(b) Dengue</w:t>
+        <w:t xml:space="preserve">Answer: a</w:t>
       </w:r>
     </w:p>
     <w:p>
-      <w:pPr>
-        <w:spacing w:after="0" w:before="0"/>
-      </w:pPr>
       <w:r>
-        <w:rPr>
-          <w:b w:val="0"/>
-          <w:sz w:val="22"/>
-        </w:rPr>
-        <w:t>(c) Chikungunya</w:t>
+        <w:t xml:space="preserve">Solution: Jan Aushadhi medicines are quality generic equivalents — affordable, bioequivalent alternatives to branded drugs.</w:t>
       </w:r>
     </w:p>
     <w:p>
-      <w:pPr>
-        <w:spacing w:after="0" w:before="0"/>
-      </w:pPr>
       <w:r>
-        <w:rPr>
-          <w:b w:val="0"/>
-          <w:sz w:val="22"/>
-        </w:rPr>
-        <w:t>(d) Plague</w:t>
+        <w:t xml:space="preserve">Positive Marks: 1</w:t>
       </w:r>
     </w:p>
     <w:p>
-      <w:pPr>
-        <w:spacing w:after="0" w:before="40"/>
-      </w:pPr>
       <w:r>
-        <w:rPr>
-          <w:b/>
-          <w:sz w:val="22"/>
-        </w:rPr>
-        <w:t>Answer: d</w:t>
+        <w:t xml:space="preserve">Negative Marks: 0.25</w:t>
       </w:r>
     </w:p>
     <w:p>
-      <w:pPr>
-        <w:spacing w:after="0" w:before="0"/>
-      </w:pPr>
       <w:r>
-        <w:rPr>
-          <w:b w:val="0"/>
-          <w:sz w:val="21"/>
-        </w:rPr>
-        <w:t>Solution: Plague is not included in the national vector-borne disease control program (option A). The national vector-borne disease control programs typically focus on diseases that are transmitted to humans through vectors such as mosquitoes, ticks, and flies. These programs aim to prevent, control, and manage diseases such as malaria, dengue fever, chikungunya, and other mosquito-borne diseases. Plague, on the other hand, is primarily transmitted through fleas that infest rodents, and it is not commonly included in the scope of national vector-borne disease control programs. Plague control strategies usually involve specific interventions targeted at rodent and flea control to prevent outbreaks and minimize the risk of transmission to humans.</w:t>
+        <w:t xml:space="preserve"/>
       </w:r>
     </w:p>
     <w:p>
-      <w:pPr>
-        <w:spacing w:after="0" w:before="0"/>
-      </w:pPr>
       <w:r>
-        <w:rPr>
-          <w:b w:val="0"/>
-          <w:sz w:val="20"/>
-        </w:rPr>
-        <w:t>Positive Marks: 1</w:t>
+        <w:t xml:space="preserve">Question: The nurse is to administer 480 mg of a medication. The tablets are 160 mg each. How many tablets are needed?</w:t>
       </w:r>
     </w:p>
     <w:p>
-      <w:pPr>
-        <w:spacing w:after="160" w:before="0"/>
-      </w:pPr>
       <w:r>
-        <w:rPr>
-          <w:b w:val="0"/>
-          <w:sz w:val="20"/>
-        </w:rPr>
-        <w:t>Negative Marks: 0.25</w:t>
+        <w:t xml:space="preserve">(a) 2 tablets</w:t>
       </w:r>
     </w:p>
     <w:p>
-      <w:pPr>
-        <w:spacing w:after="20" w:before="120"/>
-      </w:pPr>
       <w:r>
-        <w:rPr>
-          <w:b/>
-          <w:sz w:val="22"/>
-        </w:rPr>
-        <w:t>Question: A burn patient with 30% TBSA burns in the first 24 hours should be monitored most closely for:</w:t>
+        <w:t xml:space="preserve">(b) 3 tablets</w:t>
       </w:r>
     </w:p>
     <w:p>
-      <w:pPr>
-        <w:spacing w:after="0" w:before="0"/>
-      </w:pPr>
       <w:r>
-        <w:rPr>
-          <w:b w:val="0"/>
-          <w:sz w:val="22"/>
-        </w:rPr>
-        <w:t>(a) Hyperkalemia only</w:t>
+        <w:t xml:space="preserve">(c) 4 tablets</w:t>
       </w:r>
     </w:p>
     <w:p>
-      <w:pPr>
-        <w:spacing w:after="0" w:before="0"/>
-      </w:pPr>
       <w:r>
-        <w:rPr>
-          <w:b w:val="0"/>
-          <w:sz w:val="22"/>
-        </w:rPr>
-        <w:t>(b) Hypovolaemic shock</w:t>
+        <w:t xml:space="preserve">(d) 6 tablets</w:t>
       </w:r>
     </w:p>
     <w:p>
-      <w:pPr>
-        <w:spacing w:after="0" w:before="0"/>
-      </w:pPr>
       <w:r>
-        <w:rPr>
-          <w:b w:val="0"/>
-          <w:sz w:val="22"/>
-        </w:rPr>
-        <w:t>(c) Hyperglycemia</w:t>
+        <w:t xml:space="preserve">Answer: b</w:t>
       </w:r>
     </w:p>
     <w:p>
-      <w:pPr>
-        <w:spacing w:after="0" w:before="0"/>
-      </w:pPr>
       <w:r>
-        <w:rPr>
-          <w:b w:val="0"/>
-          <w:sz w:val="22"/>
-        </w:rPr>
-        <w:t>(d) Constipation</w:t>
+        <w:t xml:space="preserve">Solution: Tablets = 480 ÷ 160 = 3 tablets.</w:t>
       </w:r>
     </w:p>
     <w:p>
-      <w:pPr>
-        <w:spacing w:after="0" w:before="40"/>
-      </w:pPr>
       <w:r>
-        <w:rPr>
-          <w:b/>
-          <w:sz w:val="22"/>
-        </w:rPr>
-        <w:t>Answer: b</w:t>
+        <w:t xml:space="preserve">Positive Marks: 1</w:t>
       </w:r>
     </w:p>
     <w:p>
-      <w:pPr>
-        <w:spacing w:after="0" w:before="0"/>
-      </w:pPr>
       <w:r>
-        <w:rPr>
-          <w:b w:val="0"/>
-          <w:sz w:val="21"/>
-        </w:rPr>
-        <w:t>Solution: Fluid shift from the intravascular compartment causes hypovolaemic shock in the first 24-48 hours after burns.</w:t>
+        <w:t xml:space="preserve">Negative Marks: 0.25</w:t>
       </w:r>
     </w:p>
     <w:p>
-      <w:pPr>
-        <w:spacing w:after="0" w:before="0"/>
-      </w:pPr>
       <w:r>
-        <w:rPr>
-          <w:b w:val="0"/>
-          <w:sz w:val="20"/>
-        </w:rPr>
-        <w:t>Positive Marks: 1</w:t>
+        <w:t xml:space="preserve"/>
       </w:r>
     </w:p>
     <w:p>
-      <w:pPr>
-        <w:spacing w:after="160" w:before="0"/>
-      </w:pPr>
       <w:r>
-        <w:rPr>
-          <w:b w:val="0"/>
-          <w:sz w:val="20"/>
-        </w:rPr>
-        <w:t>Negative Marks: 0.25</w:t>
+        <w:t xml:space="preserve">Question: The normal adult hematocrit is approximately:</w:t>
       </w:r>
     </w:p>
     <w:p>
-      <w:pPr>
-        <w:spacing w:after="20" w:before="120"/>
-      </w:pPr>
       <w:r>
-        <w:rPr>
-          <w:b/>
-          <w:sz w:val="22"/>
-        </w:rPr>
-        <w:t>Question: Which is the disactivated whole virion vaccine</w:t>
+        <w:t xml:space="preserve">(a) Three times the hemoglobin value</w:t>
       </w:r>
     </w:p>
     <w:p>
-      <w:pPr>
-        <w:spacing w:after="0" w:before="0"/>
-      </w:pPr>
       <w:r>
-        <w:rPr>
-          <w:b w:val="0"/>
-          <w:sz w:val="22"/>
-        </w:rPr>
-        <w:t>(a) Covaxin</w:t>
+        <w:t xml:space="preserve">(b) Half the hemoglobin value</w:t>
       </w:r>
     </w:p>
     <w:p>
-      <w:pPr>
-        <w:spacing w:after="0" w:before="0"/>
-      </w:pPr>
       <w:r>
-        <w:rPr>
-          <w:b w:val="0"/>
-          <w:sz w:val="22"/>
-        </w:rPr>
-        <w:t>(b) Covishield</w:t>
+        <w:t xml:space="preserve">(c) Equal to the hemoglobin value</w:t>
       </w:r>
     </w:p>
     <w:p>
-      <w:pPr>
-        <w:spacing w:after="0" w:before="0"/>
-      </w:pPr>
       <w:r>
-        <w:rPr>
-          <w:b w:val="0"/>
-          <w:sz w:val="22"/>
-        </w:rPr>
-        <w:t>(c) Moderna</w:t>
+        <w:t xml:space="preserve">(d) Unrelated to hemoglobin</w:t>
       </w:r>
     </w:p>
     <w:p>
-      <w:pPr>
-        <w:spacing w:after="0" w:before="0"/>
-      </w:pPr>
       <w:r>
-        <w:rPr>
-          <w:b w:val="0"/>
-          <w:sz w:val="22"/>
-        </w:rPr>
-        <w:t>(d) Sputnik</w:t>
+        <w:t xml:space="preserve">Answer: a</w:t>
       </w:r>
     </w:p>
     <w:p>
-      <w:pPr>
-        <w:spacing w:after="0" w:before="40"/>
-      </w:pPr>
       <w:r>
-        <w:rPr>
-          <w:b/>
-          <w:sz w:val="22"/>
-        </w:rPr>
-        <w:t>Answer: a</w:t>
+        <w:t xml:space="preserve">Solution: Hematocrit is approximately 3× the hemoglobin (e.g., Hb 14 g/dL → Hct ~42%). Both assess red cell mass and anemia/polycythemia.</w:t>
       </w:r>
     </w:p>
     <w:p>
-      <w:pPr>
-        <w:spacing w:after="0" w:before="0"/>
-      </w:pPr>
       <w:r>
-        <w:rPr>
-          <w:b w:val="0"/>
-          <w:sz w:val="21"/>
-        </w:rPr>
-        <w:t>Solution: Covaxin (BBV152) is a whole-virion inactivated vaccine; Covishield and Sputnik are vector vaccines, Moderna is mRNA.</w:t>
+        <w:t xml:space="preserve">Positive Marks: 1</w:t>
       </w:r>
     </w:p>
     <w:p>
-      <w:pPr>
-        <w:spacing w:after="0" w:before="0"/>
-      </w:pPr>
       <w:r>
-        <w:rPr>
-          <w:b w:val="0"/>
-          <w:sz w:val="20"/>
-        </w:rPr>
-        <w:t>Positive Marks: 1</w:t>
+        <w:t xml:space="preserve">Negative Marks: 0.25</w:t>
       </w:r>
     </w:p>
     <w:p>
-      <w:pPr>
-        <w:spacing w:after="160" w:before="0"/>
-      </w:pPr>
       <w:r>
-        <w:rPr>
-          <w:b w:val="0"/>
-          <w:sz w:val="20"/>
-        </w:rPr>
-        <w:t>Negative Marks: 0.25</w:t>
+        <w:t xml:space="preserve"/>
       </w:r>
     </w:p>
     <w:p>
-      <w:pPr>
-        <w:spacing w:after="20" w:before="120"/>
-      </w:pPr>
       <w:r>
-        <w:rPr>
-          <w:b/>
-          <w:sz w:val="22"/>
-        </w:rPr>
-        <w:t>Question: What is the recommended temperature range for storing DPT vaccine?</w:t>
+        <w:t xml:space="preserve">Question: A patient with a chest tube has the water seal chamber with no bubbling after a pneumothorax. The nurse should:</w:t>
       </w:r>
     </w:p>
     <w:p>
-      <w:pPr>
-        <w:spacing w:after="0" w:before="0"/>
-      </w:pPr>
       <w:r>
-        <w:rPr>
-          <w:b w:val="0"/>
-          <w:sz w:val="22"/>
-        </w:rPr>
-        <w:t>(a) 2°C to 8°C</w:t>
+        <w:t xml:space="preserve">(a) Recognize that the air leak has likely resolved</w:t>
       </w:r>
     </w:p>
     <w:p>
-      <w:pPr>
-        <w:spacing w:after="0" w:before="0"/>
-      </w:pPr>
       <w:r>
-        <w:rPr>
-          <w:b w:val="0"/>
-          <w:sz w:val="22"/>
-        </w:rPr>
-        <w:t>(b) 16°C to 22°C</w:t>
+        <w:t xml:space="preserve">(b) Clamp the tube</w:t>
       </w:r>
     </w:p>
     <w:p>
-      <w:pPr>
-        <w:spacing w:after="0" w:before="0"/>
-      </w:pPr>
       <w:r>
-        <w:rPr>
-          <w:b w:val="0"/>
-          <w:sz w:val="22"/>
-        </w:rPr>
-        <w:t>(c) 0°C to 2°C</w:t>
+        <w:t xml:space="preserve">(c) Suspect blockage always</w:t>
       </w:r>
     </w:p>
     <w:p>
-      <w:pPr>
-        <w:spacing w:after="0" w:before="0"/>
-      </w:pPr>
       <w:r>
-        <w:rPr>
-          <w:b w:val="0"/>
-          <w:sz w:val="22"/>
-        </w:rPr>
-        <w:t>(d) At room temperature</w:t>
+        <w:t xml:space="preserve">(d) Disconnect the suction</w:t>
       </w:r>
     </w:p>
     <w:p>
-      <w:pPr>
-        <w:spacing w:after="0" w:before="40"/>
-      </w:pPr>
       <w:r>
-        <w:rPr>
-          <w:b/>
-          <w:sz w:val="22"/>
-        </w:rPr>
-        <w:t>Answer: a</w:t>
+        <w:t xml:space="preserve">Answer: a</w:t>
       </w:r>
     </w:p>
     <w:p>
-      <w:pPr>
-        <w:spacing w:after="0" w:before="0"/>
-      </w:pPr>
       <w:r>
-        <w:rPr>
-          <w:b w:val="0"/>
-          <w:sz w:val="21"/>
-        </w:rPr>
-        <w:t>Solution: The recommended temperature range for storing DPT vaccine is 2°C to 8°C. This temperature range is necessary to ensure that the vaccine remains stable and effective. Vaccines that are exposed to temperatures outside of the recommended range can lose their potency and may not be effective in preventing diseases. Therefore, it is important to store vaccines, including DPT vaccine, in a temperature-controlled environment, such as a refrigerator.</w:t>
+        <w:t xml:space="preserve">Solution: When the lung re-expands and the air leak seals, bubbling stops — a normal sign of resolution. The nurse correlates it with breath sounds and X-ray, and reports persistent or new bubbling.</w:t>
       </w:r>
     </w:p>
     <w:p>
-      <w:pPr>
-        <w:spacing w:after="0" w:before="0"/>
-      </w:pPr>
       <w:r>
-        <w:rPr>
-          <w:b w:val="0"/>
-          <w:sz w:val="20"/>
-        </w:rPr>
-        <w:t>Positive Marks: 1</w:t>
+        <w:t xml:space="preserve">Positive Marks: 1</w:t>
       </w:r>
     </w:p>
     <w:p>
-      <w:pPr>
-        <w:spacing w:after="160" w:before="0"/>
-      </w:pPr>
       <w:r>
-        <w:rPr>
-          <w:b w:val="0"/>
-          <w:sz w:val="20"/>
-        </w:rPr>
-        <w:t>Negative Marks: 0.25</w:t>
+        <w:t xml:space="preserve">Negative Marks: 0.25</w:t>
       </w:r>
     </w:p>
     <w:p>
-      <w:pPr>
-        <w:spacing w:after="20" w:before="120"/>
-      </w:pPr>
       <w:r>
-        <w:rPr>
-          <w:b/>
-          <w:sz w:val="22"/>
-        </w:rPr>
-        <w:t>Question: Which of the following vaccine is kept in freezer compartment in refrigerator?</w:t>
+        <w:t xml:space="preserve">Question: The normal serum TSH level is approximately:</w:t>
       </w:r>
     </w:p>
     <w:p>
-      <w:pPr>
-        <w:spacing w:after="0" w:before="0"/>
-      </w:pPr>
       <w:r>
-        <w:rPr>
-          <w:b w:val="0"/>
-          <w:sz w:val="22"/>
-        </w:rPr>
-        <w:t>(a) Hepatitis B</w:t>
+        <w:t xml:space="preserve">(a) 0.4–4.0 mIU/L</w:t>
       </w:r>
     </w:p>
     <w:p>
-      <w:pPr>
-        <w:spacing w:after="0" w:before="0"/>
-      </w:pPr>
       <w:r>
-        <w:rPr>
-          <w:b w:val="0"/>
-          <w:sz w:val="22"/>
-        </w:rPr>
-        <w:t>(b) DPT</w:t>
+        <w:t xml:space="preserve">(b) 20–40 mIU/L</w:t>
       </w:r>
     </w:p>
     <w:p>
-      <w:pPr>
-        <w:spacing w:after="0" w:before="0"/>
-      </w:pPr>
       <w:r>
-        <w:rPr>
-          <w:b w:val="0"/>
-          <w:sz w:val="22"/>
-        </w:rPr>
-        <w:t>(c) Measles</w:t>
+        <w:t xml:space="preserve">(c) 50–100 mIU/L</w:t>
       </w:r>
     </w:p>
     <w:p>
-      <w:pPr>
-        <w:spacing w:after="0" w:before="0"/>
-      </w:pPr>
       <w:r>
-        <w:rPr>
-          <w:b w:val="0"/>
-          <w:sz w:val="22"/>
-        </w:rPr>
-        <w:t>(d) T.T</w:t>
+        <w:t xml:space="preserve">(d) 200–400 mIU/L</w:t>
       </w:r>
     </w:p>
     <w:p>
-      <w:pPr>
-        <w:spacing w:after="0" w:before="40"/>
-      </w:pPr>
       <w:r>
-        <w:rPr>
-          <w:b/>
-          <w:sz w:val="22"/>
-        </w:rPr>
-        <w:t>Answer: d</w:t>
+        <w:t xml:space="preserve">Answer: a</w:t>
       </w:r>
     </w:p>
     <w:p>
-      <w:pPr>
-        <w:spacing w:after="0" w:before="0"/>
-      </w:pPr>
       <w:r>
-        <w:rPr>
-          <w:b w:val="0"/>
-          <w:sz w:val="21"/>
-        </w:rPr>
-        <w:t>Solution: The vaccine that is kept in the freezer compartment of a refrigerator is the Measles vaccine. Measles vaccine, like many other live vaccines, needs to be stored at low temperatures to maintain its efficacy. The recommended storage temperature for the measles vaccine is between -50°C and -15°C. This temperature range ensures that the vaccine remains stable and retains its potency. The freezer compartment of a refrigerator provides the necessary cold storage for vaccines that require ultra-low temperatures. Important instruments in OBE vaccine</w:t>
+        <w:t xml:space="preserve">Solution: Normal TSH is 0.4–4.0 mIU/L. Elevated TSH suggests hypothyroidism; suppressed TSH suggests hyperthyroidism. TSH is the first-line thyroid screening test.</w:t>
       </w:r>
     </w:p>
     <w:p>
-      <w:pPr>
-        <w:spacing w:after="0" w:before="0"/>
-      </w:pPr>
       <w:r>
-        <w:rPr>
-          <w:b w:val="0"/>
-          <w:sz w:val="20"/>
-        </w:rPr>
-        <w:t>Positive Marks: 1</w:t>
+        <w:t xml:space="preserve">Positive Marks: 1</w:t>
       </w:r>
     </w:p>
     <w:p>
-      <w:pPr>
-        <w:spacing w:after="160" w:before="0"/>
-      </w:pPr>
       <w:r>
-        <w:rPr>
-          <w:b w:val="0"/>
-          <w:sz w:val="20"/>
-        </w:rPr>
-        <w:t>Negative Marks: 0.25</w:t>
+        <w:t xml:space="preserve">Negative Marks: 0.25</w:t>
       </w:r>
     </w:p>
     <w:p>
-      <w:pPr>
-        <w:spacing w:after="20" w:before="120"/>
-      </w:pPr>
       <w:r>
-        <w:rPr>
-          <w:b/>
-          <w:sz w:val="22"/>
-        </w:rPr>
-        <w:t>Question: In COPD patient given O2 by venturi mask then nursing priority action ?</w:t>
+        <w:t xml:space="preserve"/>
       </w:r>
     </w:p>
     <w:p>
-      <w:pPr>
-        <w:spacing w:after="0" w:before="0"/>
-      </w:pPr>
       <w:r>
-        <w:rPr>
-          <w:b w:val="0"/>
-          <w:sz w:val="22"/>
-        </w:rPr>
-        <w:t>(a) Provide hot liquid</w:t>
+        <w:t xml:space="preserve">Question: The nurse is preparing a patient for an ECG. Which action is correct?</w:t>
       </w:r>
     </w:p>
     <w:p>
-      <w:pPr>
-        <w:spacing w:after="0" w:before="0"/>
-      </w:pPr>
       <w:r>
-        <w:rPr>
-          <w:b w:val="0"/>
-          <w:sz w:val="22"/>
-        </w:rPr>
-        <w:t>(b) Cheque altertness</w:t>
+        <w:t xml:space="preserve">(a) Clean the skin, place electrodes on correct landmarks, and keep the patient still</w:t>
       </w:r>
     </w:p>
     <w:p>
-      <w:pPr>
-        <w:spacing w:after="0" w:before="0"/>
-      </w:pPr>
       <w:r>
-        <w:rPr>
-          <w:b w:val="0"/>
-          <w:sz w:val="22"/>
-        </w:rPr>
-        <w:t>(c) Assess the dryness of nose</w:t>
+        <w:t xml:space="preserve">(b) Place electrodes randomly</w:t>
       </w:r>
     </w:p>
     <w:p>
-      <w:pPr>
-        <w:spacing w:after="0" w:before="0"/>
-      </w:pPr>
       <w:r>
-        <w:rPr>
-          <w:b w:val="0"/>
-          <w:sz w:val="22"/>
-        </w:rPr>
-        <w:t>(d) Provide supine position</w:t>
+        <w:t xml:space="preserve">(c) Use expired electrodes</w:t>
       </w:r>
     </w:p>
     <w:p>
-      <w:pPr>
-        <w:spacing w:after="0" w:before="40"/>
-      </w:pPr>
       <w:r>
-        <w:rPr>
-          <w:b/>
-          <w:sz w:val="22"/>
-        </w:rPr>
-        <w:t>Answer: c</w:t>
+        <w:t xml:space="preserve">(d) Allow movement during recording</w:t>
       </w:r>
     </w:p>
     <w:p>
-      <w:pPr>
-        <w:spacing w:after="0" w:before="0"/>
-      </w:pPr>
       <w:r>
-        <w:rPr>
-          <w:b w:val="0"/>
-          <w:sz w:val="21"/>
-        </w:rPr>
-        <w:t>Solution: In a COPD patient on a venturi mask, the nurse assesses dryness of the nasal mucosa as oxygen therapy can dry the airway; humidification is maintained.</w:t>
+        <w:t xml:space="preserve">Answer: a</w:t>
       </w:r>
     </w:p>
     <w:p>
-      <w:pPr>
-        <w:spacing w:after="0" w:before="0"/>
-      </w:pPr>
       <w:r>
-        <w:rPr>
-          <w:b w:val="0"/>
-          <w:sz w:val="20"/>
-        </w:rPr>
-        <w:t>Positive Marks: 1</w:t>
+        <w:t xml:space="preserve">Solution: Correct electrode placement on landmarks (limb + precordial V1–V6), clean skin, and a still, relaxed patient produce an accurate 12-lead ECG.</w:t>
       </w:r>
     </w:p>
     <w:p>
-      <w:pPr>
-        <w:spacing w:after="160" w:before="0"/>
-      </w:pPr>
       <w:r>
-        <w:rPr>
-          <w:b w:val="0"/>
-          <w:sz w:val="20"/>
-        </w:rPr>
-        <w:t>Negative Marks: 0.25</w:t>
+        <w:t xml:space="preserve">Positive Marks: 1</w:t>
       </w:r>
     </w:p>
     <w:p>
-      <w:pPr>
-        <w:spacing w:after="20" w:before="120"/>
-      </w:pPr>
       <w:r>
-        <w:rPr>
-          <w:b/>
-          <w:sz w:val="22"/>
-        </w:rPr>
-        <w:t>Question: Cidex is the trade name for which high-level disinfectant solution?</w:t>
+        <w:t xml:space="preserve">Negative Marks: 0.25</w:t>
       </w:r>
     </w:p>
     <w:p>
-      <w:pPr>
-        <w:spacing w:after="0" w:before="0"/>
-      </w:pPr>
       <w:r>
-        <w:rPr>
-          <w:b w:val="0"/>
-          <w:sz w:val="22"/>
-        </w:rPr>
-        <w:t>(a) 2% Glutaraldehyde</w:t>
+        <w:t xml:space="preserve"/>
       </w:r>
     </w:p>
     <w:p>
-      <w:pPr>
-        <w:spacing w:after="0" w:before="0"/>
-      </w:pPr>
       <w:r>
-        <w:rPr>
-          <w:b w:val="0"/>
-          <w:sz w:val="22"/>
-        </w:rPr>
-        <w:t>(b) Formaldehyde</w:t>
+        <w:t xml:space="preserve">Question: A patient with chronic renal failure develops pruritus. The nurse should:</w:t>
       </w:r>
     </w:p>
     <w:p>
-      <w:pPr>
-        <w:spacing w:after="0" w:before="0"/>
-      </w:pPr>
       <w:r>
-        <w:rPr>
-          <w:b w:val="0"/>
-          <w:sz w:val="22"/>
-        </w:rPr>
-        <w:t>(c) Isopropyl alcohol</w:t>
+        <w:t xml:space="preserve">(a) Use emollients, cool compresses, and monitor phosphate control</w:t>
       </w:r>
     </w:p>
     <w:p>
-      <w:pPr>
-        <w:spacing w:after="0" w:before="0"/>
-      </w:pPr>
       <w:r>
-        <w:rPr>
-          <w:b w:val="0"/>
-          <w:sz w:val="22"/>
-        </w:rPr>
-        <w:t>(d) Ammonium chloride</w:t>
+        <w:t xml:space="preserve">(b) Use hot water baths</w:t>
       </w:r>
     </w:p>
     <w:p>
-      <w:pPr>
-        <w:spacing w:after="0" w:before="40"/>
-      </w:pPr>
       <w:r>
-        <w:rPr>
-          <w:b/>
-          <w:sz w:val="22"/>
-        </w:rPr>
-        <w:t>Answer: a</w:t>
+        <w:t xml:space="preserve">(c) Encourage scratching</w:t>
       </w:r>
     </w:p>
     <w:p>
-      <w:pPr>
-        <w:spacing w:after="0" w:before="0"/>
-      </w:pPr>
       <w:r>
-        <w:rPr>
-          <w:b w:val="0"/>
-          <w:sz w:val="21"/>
-        </w:rPr>
-        <w:t>Solution: Cidex contains 2% Glutaraldehyde, widely used for high-level cold disinfection of endoscopes, laparoscopes, and heat-sensitive instruments.</w:t>
+        <w:t xml:space="preserve">(d) Restrict fluids</w:t>
       </w:r>
     </w:p>
     <w:p>
-      <w:pPr>
-        <w:spacing w:after="0" w:before="0"/>
-      </w:pPr>
       <w:r>
-        <w:rPr>
-          <w:b w:val="0"/>
-          <w:sz w:val="20"/>
-        </w:rPr>
-        <w:t>Positive Marks: 1</w:t>
+        <w:t xml:space="preserve">Answer: a</w:t>
       </w:r>
     </w:p>
     <w:p>
-      <w:pPr>
-        <w:spacing w:after="160" w:before="0"/>
-      </w:pPr>
       <w:r>
-        <w:rPr>
-          <w:b w:val="0"/>
-          <w:sz w:val="20"/>
-        </w:rPr>
-        <w:t>Negative Marks: 0.25</w:t>
+        <w:t xml:space="preserve">Solution: Uremic pruritus — emollients, cool compresses, antihistamines (as ordered), phosphate control, and adequate dialysis provide relief. Hot water and scratching worsen it.</w:t>
       </w:r>
     </w:p>
     <w:p>
-      <w:pPr>
-        <w:spacing w:after="20" w:before="120"/>
-      </w:pPr>
       <w:r>
-        <w:rPr>
-          <w:b/>
-          <w:sz w:val="22"/>
-        </w:rPr>
-        <w:t>Question: The earliest and most sensitive indicator of increased intracranial pressure (ICP) is:</w:t>
+        <w:t xml:space="preserve">Positive Marks: 1</w:t>
       </w:r>
     </w:p>
     <w:p>
-      <w:pPr>
-        <w:spacing w:after="0" w:before="0"/>
-      </w:pPr>
       <w:r>
-        <w:rPr>
-          <w:b w:val="0"/>
-          <w:sz w:val="22"/>
-        </w:rPr>
-        <w:t>(a) Vomiting</w:t>
+        <w:t xml:space="preserve">Negative Marks: 0.25</w:t>
       </w:r>
     </w:p>
     <w:p>
-      <w:pPr>
-        <w:spacing w:after="0" w:before="0"/>
-      </w:pPr>
       <w:r>
-        <w:rPr>
-          <w:b w:val="0"/>
-          <w:sz w:val="22"/>
-        </w:rPr>
-        <w:t>(b) Altered level of consciousness</w:t>
+        <w:t xml:space="preserve"/>
       </w:r>
     </w:p>
     <w:p>
-      <w:pPr>
-        <w:spacing w:after="0" w:before="0"/>
-      </w:pPr>
       <w:r>
-        <w:rPr>
-          <w:b w:val="0"/>
-          <w:sz w:val="22"/>
-        </w:rPr>
-        <w:t>(c) Papilloedema</w:t>
+        <w:t xml:space="preserve">Question: A patient in the third stage of labor has a retained placenta with heavy bleeding. The nurse should:</w:t>
       </w:r>
     </w:p>
     <w:p>
-      <w:pPr>
-        <w:spacing w:after="0" w:before="0"/>
-      </w:pPr>
       <w:r>
-        <w:rPr>
-          <w:b w:val="0"/>
-          <w:sz w:val="22"/>
-        </w:rPr>
-        <w:t>(d) Bradycardia</w:t>
+        <w:t xml:space="preserve">(a) Notify the physician and prepare for manual removal/oxytocin</w:t>
       </w:r>
     </w:p>
     <w:p>
-      <w:pPr>
-        <w:spacing w:after="0" w:before="40"/>
-      </w:pPr>
       <w:r>
-        <w:rPr>
-          <w:b/>
-          <w:sz w:val="22"/>
-        </w:rPr>
-        <w:t>Answer: b</w:t>
+        <w:t xml:space="preserve">(b) Wait and observe</w:t>
       </w:r>
     </w:p>
     <w:p>
-      <w:pPr>
-        <w:spacing w:after="0" w:before="0"/>
-      </w:pPr>
       <w:r>
-        <w:rPr>
-          <w:b w:val="0"/>
-          <w:sz w:val="21"/>
-        </w:rPr>
-        <w:t>Solution: A change in the level of consciousness is the earliest sign of rising intracranial pressure.</w:t>
+        <w:t xml:space="preserve">(c) Pull the cord forcefully</w:t>
       </w:r>
     </w:p>
     <w:p>
-      <w:pPr>
-        <w:spacing w:after="0" w:before="0"/>
-      </w:pPr>
       <w:r>
-        <w:rPr>
-          <w:b w:val="0"/>
-          <w:sz w:val="20"/>
-        </w:rPr>
-        <w:t>Positive Marks: 1</w:t>
+        <w:t xml:space="preserve">(d) Send the patient home</w:t>
       </w:r>
     </w:p>
     <w:p>
-      <w:pPr>
-        <w:spacing w:after="160" w:before="0"/>
-      </w:pPr>
       <w:r>
-        <w:rPr>
-          <w:b w:val="0"/>
-          <w:sz w:val="20"/>
-        </w:rPr>
-        <w:t>Negative Marks: 0.25</w:t>
+        <w:t xml:space="preserve">Answer: a</w:t>
       </w:r>
     </w:p>
     <w:p>
-      <w:pPr>
-        <w:spacing w:after="20" w:before="120"/>
-      </w:pPr>
       <w:r>
-        <w:rPr>
-          <w:b/>
-          <w:sz w:val="22"/>
-        </w:rPr>
-        <w:t>Question: Which disinfectant solution is recommended for cleaning COVID-19 patient linen?</w:t>
+        <w:t xml:space="preserve">Solution: Retained placenta risks hemorrhage and infection — the physician is notified for manual removal, oxytocin is given, and the nurse monitors blood loss and vital signs.</w:t>
       </w:r>
     </w:p>
     <w:p>
-      <w:pPr>
-        <w:spacing w:after="0" w:before="0"/>
-      </w:pPr>
       <w:r>
-        <w:rPr>
-          <w:b w:val="0"/>
-          <w:sz w:val="22"/>
-        </w:rPr>
-        <w:t>(a) Betadine</w:t>
+        <w:t xml:space="preserve">Positive Marks: 1</w:t>
       </w:r>
     </w:p>
     <w:p>
-      <w:pPr>
-        <w:spacing w:after="0" w:before="0"/>
-      </w:pPr>
       <w:r>
-        <w:rPr>
-          <w:b w:val="0"/>
-          <w:sz w:val="22"/>
-        </w:rPr>
-        <w:t>(b) 1% Sodium hypochlorite solution</w:t>
+        <w:t xml:space="preserve">Negative Marks: 0.25</w:t>
       </w:r>
     </w:p>
     <w:p>
-      <w:pPr>
-        <w:spacing w:after="0" w:before="0"/>
-      </w:pPr>
       <w:r>
-        <w:rPr>
-          <w:b w:val="0"/>
-          <w:sz w:val="22"/>
-        </w:rPr>
-        <w:t>(c) Savlon</w:t>
+        <w:t xml:space="preserve"/>
       </w:r>
     </w:p>
     <w:p>
-      <w:pPr>
-        <w:spacing w:after="0" w:before="0"/>
-      </w:pPr>
       <w:r>
-        <w:rPr>
-          <w:b w:val="0"/>
-          <w:sz w:val="22"/>
-        </w:rPr>
-        <w:t>(d) Alcohol</w:t>
+        <w:t xml:space="preserve">Question: A 6-month-old infant with diarrhea and vomiting is being rehydrated. The nurse should:</w:t>
       </w:r>
     </w:p>
     <w:p>
-      <w:pPr>
-        <w:spacing w:after="0" w:before="40"/>
-      </w:pPr>
       <w:r>
-        <w:rPr>
-          <w:b/>
-          <w:sz w:val="22"/>
-        </w:rPr>
-        <w:t>Answer: b</w:t>
+        <w:t xml:space="preserve">(a) Reassess hydration after ORS and continue feeding</w:t>
       </w:r>
     </w:p>
     <w:p>
-      <w:pPr>
-        <w:spacing w:after="0" w:before="0"/>
-      </w:pPr>
       <w:r>
-        <w:rPr>
-          <w:b w:val="0"/>
-          <w:sz w:val="21"/>
-        </w:rPr>
-        <w:t>Solution: According to the Centers for Disease Control and Prevention (CDC), the recommended disinfectant solution for cleaning COVID-19 patient linen is a 1% sodium hypochlorite solution. Sodium hypochlorite, commonly known as bleach, has been proven to be effective against the virus. It is important to follow the manufacturer's instructions for dilution and contact time to ensure proper disinfection. Additionally, personal protective equipment (PPE) should be worn when handling contaminated linen to reduce the risk of transmission.</w:t>
+        <w:t xml:space="preserve">(b) Stop all feeding</w:t>
       </w:r>
     </w:p>
     <w:p>
-      <w:pPr>
-        <w:spacing w:after="0" w:before="0"/>
-      </w:pPr>
       <w:r>
-        <w:rPr>
-          <w:b w:val="0"/>
-          <w:sz w:val="20"/>
-        </w:rPr>
-        <w:t>Positive Marks: 1</w:t>
+        <w:t xml:space="preserve">(c) Give only plain water</w:t>
       </w:r>
     </w:p>
     <w:p>
-      <w:pPr>
-        <w:spacing w:after="160" w:before="0"/>
-      </w:pPr>
       <w:r>
-        <w:rPr>
-          <w:b w:val="0"/>
-          <w:sz w:val="20"/>
-        </w:rPr>
-        <w:t>Negative Marks: 0.25</w:t>
+        <w:t xml:space="preserve">(d) Give sugary drinks</w:t>
       </w:r>
     </w:p>
     <w:p>
-      <w:pPr>
-        <w:spacing w:after="20" w:before="120"/>
-      </w:pPr>
       <w:r>
-        <w:rPr>
-          <w:b/>
-          <w:sz w:val="22"/>
-        </w:rPr>
-        <w:t>Question: A client on fall precautions insists on getting out of bed to use the bathroom. What is the priority nursing action?</w:t>
+        <w:t xml:space="preserve">Answer: a</w:t>
       </w:r>
     </w:p>
     <w:p>
-      <w:pPr>
-        <w:spacing w:after="0" w:before="0"/>
-      </w:pPr>
       <w:r>
-        <w:rPr>
-          <w:b w:val="0"/>
-          <w:sz w:val="22"/>
-        </w:rPr>
-        <w:t>(a) Apply a vest restraint</w:t>
+        <w:t xml:space="preserve">Solution: Rehydration with ORS, reassessment, and continued feeding (breastfeeding/nutritious food) treat diarrhea — with zinc supplementation per guidelines.</w:t>
       </w:r>
     </w:p>
     <w:p>
-      <w:pPr>
-        <w:spacing w:after="0" w:before="0"/>
-      </w:pPr>
       <w:r>
-        <w:rPr>
-          <w:b w:val="0"/>
-          <w:sz w:val="22"/>
-        </w:rPr>
-        <w:t>(b) Tell the client to use the call bell when ready</w:t>
+        <w:t xml:space="preserve">Positive Marks: 1</w:t>
       </w:r>
     </w:p>
     <w:p>
-      <w:pPr>
-        <w:spacing w:after="0" w:before="0"/>
-      </w:pPr>
       <w:r>
-        <w:rPr>
-          <w:b w:val="0"/>
-          <w:sz w:val="22"/>
-        </w:rPr>
-        <w:t>(c) Assist the client to the bathroom immediately</w:t>
+        <w:t xml:space="preserve">Negative Marks: 0.25</w:t>
       </w:r>
     </w:p>
     <w:p>
-      <w:pPr>
-        <w:spacing w:after="0" w:before="0"/>
-      </w:pPr>
       <w:r>
-        <w:rPr>
-          <w:b w:val="0"/>
-          <w:sz w:val="22"/>
-        </w:rPr>
-        <w:t>(d) Place the bed in the lowest position and leave</w:t>
+        <w:t xml:space="preserve"/>
       </w:r>
     </w:p>
     <w:p>
-      <w:pPr>
-        <w:spacing w:after="0" w:before="40"/>
-      </w:pPr>
       <w:r>
-        <w:rPr>
-          <w:b/>
-          <w:sz w:val="22"/>
-        </w:rPr>
-        <w:t>Answer: c</w:t>
+        <w:t xml:space="preserve">Question: A patient with an anxiety disorder is being discharged. The nurse should teach the patient to:</w:t>
       </w:r>
     </w:p>
     <w:p>
-      <w:pPr>
-        <w:spacing w:after="0" w:before="0"/>
-      </w:pPr>
       <w:r>
-        <w:rPr>
-          <w:b w:val="0"/>
-          <w:sz w:val="21"/>
-        </w:rPr>
-        <w:t>Solution: The priority is to respond to the client's need safely; assisting the client to the bathroom prevents the high-risk unsupervised transfer that causes most falls.</w:t>
+        <w:t xml:space="preserve">(a) Practice relaxation, take medications as prescribed, and attend therapy</w:t>
       </w:r>
     </w:p>
     <w:p>
-      <w:pPr>
-        <w:spacing w:after="0" w:before="0"/>
-      </w:pPr>
       <w:r>
-        <w:rPr>
-          <w:b w:val="0"/>
-          <w:sz w:val="20"/>
-        </w:rPr>
-        <w:t>Positive Marks: 1</w:t>
+        <w:t xml:space="preserve">(b) Stop all treatment</w:t>
       </w:r>
     </w:p>
     <w:p>
-      <w:pPr>
-        <w:spacing w:after="160" w:before="0"/>
-      </w:pPr>
       <w:r>
-        <w:rPr>
-          <w:b w:val="0"/>
-          <w:sz w:val="20"/>
-        </w:rPr>
-        <w:t>Negative Marks: 0.25</w:t>
+        <w:t xml:space="preserve">(c) Avoid coping skills</w:t>
       </w:r>
     </w:p>
     <w:p>
-      <w:pPr>
-        <w:spacing w:after="20" w:before="120"/>
-      </w:pPr>
       <w:r>
-        <w:rPr>
-          <w:b/>
-          <w:sz w:val="22"/>
-        </w:rPr>
-        <w:t>Question: The nurse should position a patient after lumbar puncture in:</w:t>
+        <w:t xml:space="preserve">(d) Isolate at home</w:t>
       </w:r>
     </w:p>
     <w:p>
-      <w:pPr>
-        <w:spacing w:after="0" w:before="0"/>
-      </w:pPr>
       <w:r>
-        <w:rPr>
-          <w:b w:val="0"/>
-          <w:sz w:val="22"/>
-        </w:rPr>
-        <w:t>(a) Trendelenburg</w:t>
+        <w:t xml:space="preserve">Answer: a</w:t>
       </w:r>
     </w:p>
     <w:p>
-      <w:pPr>
-        <w:spacing w:after="0" w:before="0"/>
-      </w:pPr>
       <w:r>
-        <w:rPr>
-          <w:b w:val="0"/>
-          <w:sz w:val="22"/>
-        </w:rPr>
-        <w:t>(b) Sitting upright</w:t>
+        <w:t xml:space="preserve">Solution: Anxiety management — relaxation practice, medication adherence, CBT/therapy, and follow-up. The nurse provides a relapse-prevention plan and community resources.</w:t>
       </w:r>
     </w:p>
     <w:p>
-      <w:pPr>
-        <w:spacing w:after="0" w:before="0"/>
-      </w:pPr>
       <w:r>
-        <w:rPr>
-          <w:b w:val="0"/>
-          <w:sz w:val="22"/>
-        </w:rPr>
-        <w:t>(c) Flat (supine) for a few hours</w:t>
+        <w:t xml:space="preserve">Positive Marks: 1</w:t>
       </w:r>
     </w:p>
     <w:p>
-      <w:pPr>
-        <w:spacing w:after="0" w:before="0"/>
-      </w:pPr>
       <w:r>
-        <w:rPr>
-          <w:b w:val="0"/>
-          <w:sz w:val="22"/>
-        </w:rPr>
-        <w:t>(d) Prone</w:t>
+        <w:t xml:space="preserve">Negative Marks: 0.25</w:t>
       </w:r>
     </w:p>
     <w:p>
-      <w:pPr>
-        <w:spacing w:after="0" w:before="40"/>
-      </w:pPr>
       <w:r>
-        <w:rPr>
-          <w:b/>
-          <w:sz w:val="22"/>
-        </w:rPr>
-        <w:t>Answer: c</w:t>
+        <w:t xml:space="preserve"/>
       </w:r>
     </w:p>
     <w:p>
-      <w:pPr>
-        <w:spacing w:after="0" w:before="0"/>
-      </w:pPr>
       <w:r>
-        <w:rPr>
-          <w:b w:val="0"/>
-          <w:sz w:val="21"/>
-        </w:rPr>
-        <w:t>Solution: The patient lies flat for a few hours after lumbar puncture to prevent post-dural puncture headache.</w:t>
+        <w:t xml:space="preserve">Question: The "Pradhan Mantri Bhartiya Janaushadhi Kendra" is part of which initiative for affordable healthcare?</w:t>
       </w:r>
     </w:p>
     <w:p>
-      <w:pPr>
-        <w:spacing w:after="0" w:before="0"/>
-      </w:pPr>
       <w:r>
-        <w:rPr>
-          <w:b w:val="0"/>
-          <w:sz w:val="20"/>
-        </w:rPr>
-        <w:t>Positive Marks: 1</w:t>
+        <w:t xml:space="preserve">(a) PMBJP (Jan Aushadhi)</w:t>
       </w:r>
     </w:p>
     <w:p>
-      <w:pPr>
-        <w:spacing w:after="160" w:before="0"/>
-      </w:pPr>
       <w:r>
-        <w:rPr>
-          <w:b w:val="0"/>
-          <w:sz w:val="20"/>
-        </w:rPr>
-        <w:t>Negative Marks: 0.25</w:t>
+        <w:t xml:space="preserve">(b) PM-JAY</w:t>
       </w:r>
     </w:p>
     <w:p>
-      <w:pPr>
-        <w:spacing w:after="20" w:before="120"/>
-      </w:pPr>
       <w:r>
-        <w:rPr>
-          <w:b/>
-          <w:sz w:val="22"/>
-        </w:rPr>
-        <w:t>Question: A client develops anaphylaxis after a bee sting. What is the nurse's priority intervention?</w:t>
+        <w:t xml:space="preserve">(c) PM-KISAN</w:t>
       </w:r>
     </w:p>
     <w:p>
-      <w:pPr>
-        <w:spacing w:after="0" w:before="0"/>
-      </w:pPr>
       <w:r>
-        <w:rPr>
-          <w:b w:val="0"/>
-          <w:sz w:val="22"/>
-        </w:rPr>
-        <w:t>(a) Administer epinephrine IM immediately</w:t>
+        <w:t xml:space="preserve">(d) PMVVY</w:t>
       </w:r>
     </w:p>
     <w:p>
-      <w:pPr>
-        <w:spacing w:after="0" w:before="0"/>
-      </w:pPr>
       <w:r>
-        <w:rPr>
-          <w:b w:val="0"/>
-          <w:sz w:val="22"/>
-        </w:rPr>
-        <w:t>(b) Give an oral antihistamine</w:t>
+        <w:t xml:space="preserve">Answer: a</w:t>
       </w:r>
     </w:p>
     <w:p>
-      <w:pPr>
-        <w:spacing w:after="0" w:before="0"/>
-      </w:pPr>
       <w:r>
-        <w:rPr>
-          <w:b w:val="0"/>
-          <w:sz w:val="22"/>
-        </w:rPr>
-        <w:t>(c) Establish IV access first</w:t>
+        <w:t xml:space="preserve">Solution: Jan Aushadhi Kendras operate under PMBJP — making quality generic medicines affordable, complementing insurance schemes like PM-JAY.</w:t>
       </w:r>
     </w:p>
     <w:p>
-      <w:pPr>
-        <w:spacing w:after="0" w:before="0"/>
-      </w:pPr>
       <w:r>
-        <w:rPr>
-          <w:b w:val="0"/>
-          <w:sz w:val="22"/>
-        </w:rPr>
-        <w:t>(d) Apply oxygen by face mask</w:t>
+        <w:t xml:space="preserve">Positive Marks: 1</w:t>
       </w:r>
     </w:p>
     <w:p>
-      <w:pPr>
-        <w:spacing w:after="0" w:before="40"/>
-      </w:pPr>
       <w:r>
-        <w:rPr>
-          <w:b/>
-          <w:sz w:val="22"/>
-        </w:rPr>
-        <w:t>Answer: a</w:t>
+        <w:t xml:space="preserve">Negative Marks: 0.25</w:t>
       </w:r>
     </w:p>
     <w:p>
-      <w:pPr>
-        <w:spacing w:after="0" w:before="0"/>
-      </w:pPr>
       <w:r>
-        <w:rPr>
-          <w:b w:val="0"/>
-          <w:sz w:val="21"/>
-        </w:rPr>
-        <w:t>Solution: Epinephrine IM is the first-line, life-saving treatment for anaphylaxis; it reverses bronchospasm, laryngeal edema and hypotension.</w:t>
+        <w:t xml:space="preserve"/>
       </w:r>
     </w:p>
     <w:p>
-      <w:pPr>
-        <w:spacing w:after="0" w:before="0"/>
-      </w:pPr>
       <w:r>
-        <w:rPr>
-          <w:b w:val="0"/>
-          <w:sz w:val="20"/>
-        </w:rPr>
-        <w:t>Positive Marks: 1</w:t>
+        <w:t xml:space="preserve">Question: The nurse is to give 0.8 mg of a medication. The vial contains 0.4 mg/mL. The volume to give is:</w:t>
       </w:r>
     </w:p>
     <w:p>
-      <w:pPr>
-        <w:spacing w:after="160" w:before="0"/>
-      </w:pPr>
       <w:r>
-        <w:rPr>
-          <w:b w:val="0"/>
-          <w:sz w:val="20"/>
-        </w:rPr>
-        <w:t>Negative Marks: 0.25</w:t>
+        <w:t xml:space="preserve">(a) 1 mL</w:t>
       </w:r>
     </w:p>
     <w:p>
-      <w:pPr>
-        <w:spacing w:after="20" w:before="120"/>
-      </w:pPr>
       <w:r>
-        <w:rPr>
-          <w:b/>
-          <w:sz w:val="22"/>
-        </w:rPr>
-        <w:t>Question: Which vaccine can be frozen?</w:t>
+        <w:t xml:space="preserve">(b) 2 mL</w:t>
       </w:r>
     </w:p>
     <w:p>
-      <w:pPr>
-        <w:spacing w:after="0" w:before="0"/>
-      </w:pPr>
       <w:r>
-        <w:rPr>
-          <w:b w:val="0"/>
-          <w:sz w:val="22"/>
-        </w:rPr>
-        <w:t>(a) DPT/DT</w:t>
+        <w:t xml:space="preserve">(c) 3 mL</w:t>
       </w:r>
     </w:p>
     <w:p>
-      <w:pPr>
-        <w:spacing w:after="0" w:before="0"/>
-      </w:pPr>
       <w:r>
-        <w:rPr>
-          <w:b w:val="0"/>
-          <w:sz w:val="22"/>
-        </w:rPr>
-        <w:t>(b) BCG</w:t>
+        <w:t xml:space="preserve">(d) 4 mL</w:t>
       </w:r>
     </w:p>
     <w:p>
-      <w:pPr>
-        <w:spacing w:after="0" w:before="0"/>
-      </w:pPr>
       <w:r>
-        <w:rPr>
-          <w:b w:val="0"/>
-          <w:sz w:val="22"/>
-        </w:rPr>
-        <w:t>(c) MMR</w:t>
+        <w:t xml:space="preserve">Answer: b</w:t>
       </w:r>
     </w:p>
     <w:p>
-      <w:pPr>
-        <w:spacing w:after="0" w:before="0"/>
-      </w:pPr>
       <w:r>
-        <w:rPr>
-          <w:b w:val="0"/>
-          <w:sz w:val="22"/>
-        </w:rPr>
-        <w:t>(d) polio</w:t>
+        <w:t xml:space="preserve">Solution: Volume = 0.8 ÷ 0.4 = 2 mL.</w:t>
       </w:r>
     </w:p>
     <w:p>
-      <w:pPr>
-        <w:spacing w:after="0" w:before="40"/>
-      </w:pPr>
       <w:r>
-        <w:rPr>
-          <w:b/>
-          <w:sz w:val="22"/>
-        </w:rPr>
-        <w:t>Answer: c</w:t>
+        <w:t xml:space="preserve">Positive Marks: 1</w:t>
       </w:r>
     </w:p>
     <w:p>
-      <w:pPr>
-        <w:spacing w:after="0" w:before="0"/>
-      </w:pPr>
       <w:r>
-        <w:rPr>
-          <w:b w:val="0"/>
-          <w:sz w:val="21"/>
-        </w:rPr>
-        <w:t>Solution: Freeze-dried vaccines such as MMR can be stored frozen, whereas liquid vaccines containing adjuvants (DPT, TT, Hepatitis B) must never be frozen.</w:t>
+        <w:t xml:space="preserve">Negative Marks: 0.25</w:t>
       </w:r>
     </w:p>
     <w:p>
-      <w:pPr>
-        <w:spacing w:after="0" w:before="0"/>
-      </w:pPr>
       <w:r>
-        <w:rPr>
-          <w:b w:val="0"/>
-          <w:sz w:val="20"/>
-        </w:rPr>
-        <w:t>Positive Marks: 1</w:t>
+        <w:t xml:space="preserve"/>
       </w:r>
     </w:p>
     <w:p>
-      <w:pPr>
-        <w:spacing w:after="160" w:before="0"/>
-      </w:pPr>
       <w:r>
-        <w:rPr>
-          <w:b w:val="0"/>
-          <w:sz w:val="20"/>
-        </w:rPr>
-        <w:t>Negative Marks: 0.25</w:t>
+        <w:t xml:space="preserve">Question: The normal adult body temperature (oral) is approximately:</w:t>
+      </w:r>
+    </w:p>
+    <w:p>
+      <w:r>
+        <w:t xml:space="preserve">(a) 36.5–37.5°C</w:t>
+      </w:r>
+    </w:p>
+    <w:p>
+      <w:r>
+        <w:t xml:space="preserve">(b) 39–40°C</w:t>
+      </w:r>
+    </w:p>
+    <w:p>
+      <w:r>
+        <w:t xml:space="preserve">(c) 34–35°C</w:t>
+      </w:r>
+    </w:p>
+    <w:p>
+      <w:r>
+        <w:t xml:space="preserve">(d) 42°C</w:t>
+      </w:r>
+    </w:p>
+    <w:p>
+      <w:r>
+        <w:t xml:space="preserve">Answer: a</w:t>
+      </w:r>
+    </w:p>
+    <w:p>
+      <w:r>
+        <w:t xml:space="preserve">Solution: Normal oral temperature is 36.5–37.5°C; fever is ≥38°C. The nurse uses the appropriate route and documents it.</w:t>
+      </w:r>
+    </w:p>
+    <w:p>
+      <w:r>
+        <w:t xml:space="preserve">Positive Marks: 1</w:t>
+      </w:r>
+    </w:p>
+    <w:p>
+      <w:r>
+        <w:t xml:space="preserve">Negative Marks: 0.25</w:t>
+      </w:r>
+    </w:p>
+    <w:p>
+      <w:r>
+        <w:t xml:space="preserve"/>
+      </w:r>
+    </w:p>
+    <w:p>
+      <w:r>
+        <w:t xml:space="preserve">Question: A patient with a fractured femur in traction is at risk for pressure injury. The nurse should:</w:t>
+      </w:r>
+    </w:p>
+    <w:p>
+      <w:r>
+        <w:t xml:space="preserve">(a) Reposition every 2 hours, inspect skin, and use pressure-relieving devices</w:t>
+      </w:r>
+    </w:p>
+    <w:p>
+      <w:r>
+        <w:t xml:space="preserve">(b) Keep the patient in one position</w:t>
+      </w:r>
+    </w:p>
+    <w:p>
+      <w:r>
+        <w:t xml:space="preserve">(c) Massage bony prominences vigorously</w:t>
+      </w:r>
+    </w:p>
+    <w:p>
+      <w:r>
+        <w:t xml:space="preserve">(d) Restrict fluids</w:t>
+      </w:r>
+    </w:p>
+    <w:p>
+      <w:r>
+        <w:t xml:space="preserve">Answer: a</w:t>
+      </w:r>
+    </w:p>
+    <w:p>
+      <w:r>
+        <w:t xml:space="preserve">Solution: Pressure injury prevention — repositioning every 2 hours, skin inspection, pressure-relieving surfaces, nutrition, and moisture management during traction.</w:t>
+      </w:r>
+    </w:p>
+    <w:p>
+      <w:r>
+        <w:t xml:space="preserve">Positive Marks: 1</w:t>
+      </w:r>
+    </w:p>
+    <w:p>
+      <w:r>
+        <w:t xml:space="preserve">Negative Marks: 0.25</w:t>
       </w:r>
     </w:p>
     <w:sectPr>
       <w:pgSz w:w="12240" w:h="15840"/>
-      <w:pgMar w:top="864" w:right="1008" w:bottom="864" w:left="1008" w:header="720" w:footer="720" w:gutter="0"/>
+      <w:pgMar w:top="1440" w:right="1800" w:bottom="1440" w:left="1800" w:header="720" w:footer="720" w:gutter="0"/>
       <w:cols w:space="720"/>
       <w:docGrid w:linePitch="360"/>
     </w:sectPr>
@@ -2535,10 +1365,6 @@
     <w:name w:val="Normal"/>
     <w:qFormat/>
     <w:rsid w:val="00FC693F"/>
-    <w:rPr>
-      <w:rFonts w:ascii="Calibri" w:hAnsi="Calibri"/>
-      <w:sz w:val="22"/>
-    </w:rPr>
   </w:style>
   <w:style w:type="paragraph" w:styleId="Header">
     <w:name w:val="header"/>
